--- a/docs/技术文档.docx
+++ b/docs/技术文档.docx
@@ -17,19 +17,17 @@
       </w:r>
     </w:p>
     <w:p>
+      <w:pPr>
+        <w:rPr>
+          <w:rFonts w:hint="eastAsia"/>
+        </w:rPr>
+      </w:pPr>
       <w:r>
         <w:rPr>
           <w:rFonts w:hint="eastAsia"/>
         </w:rPr>
         <w:t>本阶段聚焦「地理数据 → 数据库 → 场景管理与配置 → 3D 可视化」链路，项目采用前后端分离结构。物理引擎、数据分析、沙盒绘制、AI 应用模块暂不在本阶段目录中展开，仅预留位置。</w:t>
       </w:r>
-    </w:p>
-    <w:p>
-      <w:pPr>
-        <w:rPr>
-          <w:rFonts w:hint="eastAsia"/>
-        </w:rPr>
-      </w:pPr>
       <w:r>
         <w:rPr>
           <w:rFonts w:hint="eastAsia"/>
@@ -802,20 +800,20 @@
         <w:rPr>
           <w:rFonts w:hint="eastAsia"/>
         </w:rPr>
+        <w:t xml:space="preserve"> │ ├── models/ # ORM 模型（对应数据库表）</w:t>
+      </w:r>
+    </w:p>
+    <w:p>
+      <w:pPr>
+        <w:rPr>
+          <w:rFonts w:hint="eastAsia"/>
+        </w:rPr>
+      </w:pPr>
+      <w:r>
+        <w:rPr>
+          <w:rFonts w:hint="eastAsia"/>
+        </w:rPr>
         <w:lastRenderedPageBreak/>
-        <w:t xml:space="preserve"> │ ├── models/ # ORM 模型（对应数据库表）</w:t>
-      </w:r>
-    </w:p>
-    <w:p>
-      <w:pPr>
-        <w:rPr>
-          <w:rFonts w:hint="eastAsia"/>
-        </w:rPr>
-      </w:pPr>
-      <w:r>
-        <w:rPr>
-          <w:rFonts w:hint="eastAsia"/>
-        </w:rPr>
         <w:t xml:space="preserve"> │ │ ├── scene.py # scene 表</w:t>
       </w:r>
     </w:p>
@@ -2773,13 +2771,7 @@
               <w:rPr>
                 <w:rFonts w:hint="eastAsia"/>
               </w:rPr>
-              <w:t>系统</w:t>
-            </w:r>
-            <w:r>
-              <w:rPr>
-                <w:rFonts w:hint="eastAsia"/>
-              </w:rPr>
-              <w:t>指定</w:t>
+              <w:t>系统指定</w:t>
             </w:r>
           </w:p>
         </w:tc>
